--- a/pi_multi_agent_training_manual_ubuntu_minipc_rev1.docx
+++ b/pi_multi_agent_training_manual_ubuntu_minipc_rev1.docx
@@ -1188,6 +1188,15 @@
     <w:p>
       <w:pPr>
         <w:pStyle w:val="ListBullet"/>
+        <w:spacing w:after="40"/>
+      </w:pPr>
+      <w:r>
+        <w:t>Optional: ChatGPT Plus or Pro (Codex) subscription if you want to use Pi /login for hosted models instead of local-only Ollama.</w:t>
+      </w:r>
+    </w:p>
+    <w:p>
+      <w:pPr>
+        <w:pStyle w:val="ListBullet"/>
       </w:pPr>
       <w:r>
         <w:t>A POSIX shell such as bash. On Ubuntu this is already normal.</w:t>
@@ -1611,6 +1620,34 @@
     </w:p>
     <w:p>
       <w:pPr>
+        <w:pStyle w:val="SectionHeading"/>
+        <w:spacing w:before="200" w:after="120"/>
+      </w:pPr>
+      <w:r>
+        <w:rPr>
+          <w:sz w:val="22"/>
+        </w:rPr>
+        <w:t>Optional: ChatGPT Plus or Pro (Codex)</w:t>
+      </w:r>
+    </w:p>
+    <w:p>
+      <w:pPr>
+        <w:widowControl/>
+      </w:pPr>
+      <w:r>
+        <w:t>Instead of local Ollama only, you can use Pi with a ChatGPT Plus or Pro plan that includes the Codex subscription. Inside Pi, type /login and choose the ChatGPT Plus/Pro (Codex subscription) option, then complete the browser sign-in flow.</w:t>
+      </w:r>
+    </w:p>
+    <w:p>
+      <w:pPr>
+        <w:widowControl/>
+      </w:pPr>
+      <w:r>
+        <w:t>That path uses hosted models through your subscription; it is separate from the Ollama setup in this course. After sign-in, pick models with /model as usual.</w:t>
+      </w:r>
+    </w:p>
+    <w:p>
+      <w:pPr>
         <w:pStyle w:val="ModuleHeading"/>
         <w:keepNext/>
       </w:pPr>
@@ -2189,6 +2226,14 @@
     <w:p>
       <w:r>
         <w:t>If that call returns model metadata, the transport path is alive.</w:t>
+      </w:r>
+    </w:p>
+    <w:p>
+      <w:pPr>
+        <w:widowControl/>
+      </w:pPr>
+      <w:r>
+        <w:t>Provider choice: this module configures local Ollama via models.json. If you prefer hosted models, use /login in Pi and select ChatGPT Plus/Pro (Codex subscription), then use /model; you can still keep Ollama configured for local fallback.</w:t>
       </w:r>
     </w:p>
     <w:p>
